--- a/docs/thesis_report_current_work_draft.docx
+++ b/docs/thesis_report_current_work_draft.docx
@@ -1346,6 +1346,99 @@
           <w:szCs w:val="24"/>
         </w:rPr>
         <w:t>I built the graph manually as a lightweight clinical ontology. The biomarker nodes were selected from speech-depression literature, especially Cummins et al., Low et al., Al Hanai et al., and Scherer et al. The clinical screening part is grounded in PHQ-8 literature, especially Kroenke et al., and the dataset structure follows DAIC-WOZ from Gratch et al. The graph does not claim direct diagnosis. It represents cautious literature-grounded reasoning paths from acoustic biomarkers to clinical concepts, PHQ-8 screening context, risk, and follow-u</w:t>
+      </w:r>
+    </w:p>
+    <w:p>
+      <w:pPr>
+        <w:rPr>
+          <w:rFonts w:ascii="SimSun" w:hAnsi="SimSun" w:eastAsia="SimSun" w:cs="SimSun"/>
+          <w:sz w:val="24"/>
+          <w:szCs w:val="24"/>
+        </w:rPr>
+      </w:pPr>
+    </w:p>
+    <w:p>
+      <w:pPr>
+        <w:rPr>
+          <w:rFonts w:ascii="SimSun" w:hAnsi="SimSun" w:eastAsia="SimSun" w:cs="SimSun"/>
+          <w:sz w:val="24"/>
+          <w:szCs w:val="24"/>
+        </w:rPr>
+      </w:pPr>
+    </w:p>
+    <w:p>
+      <w:pPr>
+        <w:rPr>
+          <w:rFonts w:ascii="SimSun" w:hAnsi="SimSun" w:eastAsia="SimSun" w:cs="SimSun"/>
+          <w:sz w:val="24"/>
+          <w:szCs w:val="24"/>
+        </w:rPr>
+      </w:pPr>
+    </w:p>
+    <w:p>
+      <w:pPr>
+        <w:rPr>
+          <w:rFonts w:ascii="SimSun" w:hAnsi="SimSun" w:eastAsia="SimSun" w:cs="SimSun"/>
+          <w:sz w:val="24"/>
+          <w:szCs w:val="24"/>
+        </w:rPr>
+      </w:pPr>
+    </w:p>
+    <w:p>
+      <w:pPr>
+        <w:rPr>
+          <w:rFonts w:ascii="SimSun" w:hAnsi="SimSun" w:eastAsia="SimSun" w:cs="SimSun"/>
+          <w:sz w:val="24"/>
+          <w:szCs w:val="24"/>
+        </w:rPr>
+      </w:pPr>
+    </w:p>
+    <w:p>
+      <w:pPr>
+        <w:rPr>
+          <w:rFonts w:hint="default" w:ascii="SimSun" w:hAnsi="SimSun" w:cs="SimSun"/>
+          <w:sz w:val="24"/>
+          <w:szCs w:val="24"/>
+          <w:lang w:val="en-US"/>
+        </w:rPr>
+      </w:pPr>
+      <w:r>
+        <w:rPr>
+          <w:rFonts w:hint="default" w:ascii="SimSun" w:hAnsi="SimSun" w:cs="SimSun"/>
+          <w:sz w:val="24"/>
+          <w:szCs w:val="24"/>
+          <w:lang w:val="en-US"/>
+        </w:rPr>
+        <w:t>Claim :</w:t>
+      </w:r>
+    </w:p>
+    <w:p>
+      <w:pPr>
+        <w:rPr>
+          <w:rFonts w:hint="default" w:ascii="SimSun" w:hAnsi="SimSun" w:cs="SimSun"/>
+          <w:sz w:val="24"/>
+          <w:szCs w:val="24"/>
+          <w:lang w:val="en-US"/>
+        </w:rPr>
+      </w:pPr>
+    </w:p>
+    <w:p>
+      <w:pPr>
+        <w:rPr>
+          <w:rFonts w:hint="default" w:ascii="SimSun" w:hAnsi="SimSun" w:cs="SimSun"/>
+          <w:sz w:val="24"/>
+          <w:szCs w:val="24"/>
+          <w:lang w:val="en-US"/>
+        </w:rPr>
+      </w:pPr>
+      <w:r>
+        <w:rPr>
+          <w:rFonts w:hint="default" w:ascii="SimSun" w:hAnsi="SimSun" w:cs="SimSun"/>
+          <w:sz w:val="24"/>
+          <w:szCs w:val="24"/>
+          <w:lang w:val="en-US"/>
+        </w:rPr>
+        <w:t>This thesis proposes and implements an explainable Graph-RAG framework that maps calibrated acoustic biomarkers to clinically interpretable depression-screening narratives, using PHQ-8-aligned DAIC-WOZ calibration and graph-grounded report generation.</w:t>
       </w:r>
       <w:bookmarkStart w:id="0" w:name="_GoBack"/>
       <w:bookmarkEnd w:id="0"/>

--- a/docs/thesis_report_current_work_draft.docx
+++ b/docs/thesis_report_current_work_draft.docx
@@ -1440,6 +1440,618 @@
         </w:rPr>
         <w:t>This thesis proposes and implements an explainable Graph-RAG framework that maps calibrated acoustic biomarkers to clinically interpretable depression-screening narratives, using PHQ-8-aligned DAIC-WOZ calibration and graph-grounded report generation.</w:t>
       </w:r>
+    </w:p>
+    <w:p>
+      <w:pPr>
+        <w:rPr>
+          <w:rFonts w:hint="default" w:ascii="SimSun" w:hAnsi="SimSun" w:cs="SimSun"/>
+          <w:sz w:val="24"/>
+          <w:szCs w:val="24"/>
+          <w:lang w:val="en-US"/>
+        </w:rPr>
+      </w:pPr>
+    </w:p>
+    <w:p>
+      <w:pPr>
+        <w:pStyle w:val="5"/>
+        <w:keepNext w:val="0"/>
+        <w:keepLines w:val="0"/>
+        <w:widowControl/>
+        <w:suppressLineNumbers w:val="0"/>
+      </w:pPr>
+      <w:r>
+        <w:t>Yes—you can build a research paper around this project. The current results are promising enough for a thesis paper or prototype/system paper, but they are not yet sufficient for strong clinical claims.</w:t>
+      </w:r>
+    </w:p>
+    <w:p>
+      <w:pPr>
+        <w:pStyle w:val="5"/>
+        <w:keepNext w:val="0"/>
+        <w:keepLines w:val="0"/>
+        <w:widowControl/>
+        <w:suppressLineNumbers w:val="0"/>
+      </w:pPr>
+      <w:r>
+        <w:t>A defensible framing would be:</w:t>
+      </w:r>
+    </w:p>
+    <w:p>
+      <w:pPr>
+        <w:pStyle w:val="5"/>
+        <w:keepNext w:val="0"/>
+        <w:keepLines w:val="0"/>
+        <w:widowControl/>
+        <w:suppressLineNumbers w:val="0"/>
+        <w:ind w:left="720" w:right="720"/>
+      </w:pPr>
+      <w:r>
+        <w:rPr>
+          <w:rFonts w:hint="eastAsia" w:ascii="SimSun" w:hAnsi="SimSun" w:eastAsia="SimSun" w:cs="SimSun"/>
+          <w:sz w:val="24"/>
+          <w:szCs w:val="24"/>
+        </w:rPr>
+        <w:t>An explainable depression-screening prototype that combines acoustic biomarkers, agentic reasoning, and Graph-RAG, evaluated on DAIC-WOZ against PHQ-8 labels and a vector-retrieval baseline.</w:t>
+      </w:r>
+    </w:p>
+    <w:p>
+      <w:pPr>
+        <w:pStyle w:val="5"/>
+        <w:keepNext w:val="0"/>
+        <w:keepLines w:val="0"/>
+        <w:widowControl/>
+        <w:suppressLineNumbers w:val="0"/>
+      </w:pPr>
+      <w:r>
+        <w:t>Your strongest reported findings are:</w:t>
+      </w:r>
+    </w:p>
+    <w:p>
+      <w:pPr>
+        <w:keepNext w:val="0"/>
+        <w:keepLines w:val="0"/>
+        <w:widowControl/>
+        <w:numPr>
+          <w:ilvl w:val="0"/>
+          <w:numId w:val="1"/>
+        </w:numPr>
+        <w:suppressLineNumbers w:val="0"/>
+        <w:spacing w:before="0" w:beforeAutospacing="1" w:after="0" w:afterAutospacing="1"/>
+        <w:ind w:left="720" w:hanging="360"/>
+      </w:pPr>
+      <w:r>
+        <w:t>113 evaluated participants</w:t>
+      </w:r>
+    </w:p>
+    <w:p>
+      <w:pPr>
+        <w:keepNext w:val="0"/>
+        <w:keepLines w:val="0"/>
+        <w:widowControl/>
+        <w:numPr>
+          <w:ilvl w:val="0"/>
+          <w:numId w:val="1"/>
+        </w:numPr>
+        <w:suppressLineNumbers w:val="0"/>
+        <w:spacing w:before="0" w:beforeAutospacing="1" w:after="0" w:afterAutospacing="1"/>
+        <w:ind w:left="720" w:hanging="360"/>
+      </w:pPr>
+      <w:r>
+        <w:t xml:space="preserve">Accuracy: </w:t>
+      </w:r>
+      <w:r>
+        <w:rPr>
+          <w:rStyle w:val="6"/>
+        </w:rPr>
+        <w:t>72.57%</w:t>
+      </w:r>
+    </w:p>
+    <w:p>
+      <w:pPr>
+        <w:keepNext w:val="0"/>
+        <w:keepLines w:val="0"/>
+        <w:widowControl/>
+        <w:numPr>
+          <w:ilvl w:val="0"/>
+          <w:numId w:val="1"/>
+        </w:numPr>
+        <w:suppressLineNumbers w:val="0"/>
+        <w:spacing w:before="0" w:beforeAutospacing="1" w:after="0" w:afterAutospacing="1"/>
+        <w:ind w:left="720" w:hanging="360"/>
+      </w:pPr>
+      <w:r>
+        <w:t xml:space="preserve">Sensitivity: </w:t>
+      </w:r>
+      <w:r>
+        <w:rPr>
+          <w:rStyle w:val="6"/>
+        </w:rPr>
+        <w:t>73.21%</w:t>
+      </w:r>
+    </w:p>
+    <w:p>
+      <w:pPr>
+        <w:keepNext w:val="0"/>
+        <w:keepLines w:val="0"/>
+        <w:widowControl/>
+        <w:numPr>
+          <w:ilvl w:val="0"/>
+          <w:numId w:val="1"/>
+        </w:numPr>
+        <w:suppressLineNumbers w:val="0"/>
+        <w:spacing w:before="0" w:beforeAutospacing="1" w:after="0" w:afterAutospacing="1"/>
+        <w:ind w:left="720" w:hanging="360"/>
+      </w:pPr>
+      <w:r>
+        <w:t xml:space="preserve">Specificity: </w:t>
+      </w:r>
+      <w:r>
+        <w:rPr>
+          <w:rStyle w:val="6"/>
+        </w:rPr>
+        <w:t>71.93%</w:t>
+      </w:r>
+    </w:p>
+    <w:p>
+      <w:pPr>
+        <w:keepNext w:val="0"/>
+        <w:keepLines w:val="0"/>
+        <w:widowControl/>
+        <w:numPr>
+          <w:ilvl w:val="0"/>
+          <w:numId w:val="1"/>
+        </w:numPr>
+        <w:suppressLineNumbers w:val="0"/>
+        <w:spacing w:before="0" w:beforeAutospacing="1" w:after="0" w:afterAutospacing="1"/>
+        <w:ind w:left="720" w:hanging="360"/>
+      </w:pPr>
+      <w:r>
+        <w:t xml:space="preserve">F1: </w:t>
+      </w:r>
+      <w:r>
+        <w:rPr>
+          <w:rStyle w:val="6"/>
+        </w:rPr>
+        <w:t>72.57%</w:t>
+      </w:r>
+    </w:p>
+    <w:p>
+      <w:pPr>
+        <w:keepNext w:val="0"/>
+        <w:keepLines w:val="0"/>
+        <w:widowControl/>
+        <w:numPr>
+          <w:ilvl w:val="0"/>
+          <w:numId w:val="1"/>
+        </w:numPr>
+        <w:suppressLineNumbers w:val="0"/>
+        <w:spacing w:before="0" w:beforeAutospacing="1" w:after="0" w:afterAutospacing="1"/>
+        <w:ind w:left="720" w:hanging="360"/>
+      </w:pPr>
+      <w:r>
+        <w:t xml:space="preserve">Graph-RAG path precision: </w:t>
+      </w:r>
+      <w:r>
+        <w:rPr>
+          <w:rStyle w:val="6"/>
+        </w:rPr>
+        <w:t>100%</w:t>
+      </w:r>
+    </w:p>
+    <w:p>
+      <w:pPr>
+        <w:keepNext w:val="0"/>
+        <w:keepLines w:val="0"/>
+        <w:widowControl/>
+        <w:numPr>
+          <w:ilvl w:val="0"/>
+          <w:numId w:val="1"/>
+        </w:numPr>
+        <w:suppressLineNumbers w:val="0"/>
+        <w:spacing w:before="0" w:beforeAutospacing="1" w:after="0" w:afterAutospacing="1"/>
+        <w:ind w:left="720" w:hanging="360"/>
+      </w:pPr>
+      <w:r>
+        <w:t xml:space="preserve">Vector baseline precision@3: </w:t>
+      </w:r>
+      <w:r>
+        <w:rPr>
+          <w:rStyle w:val="6"/>
+        </w:rPr>
+        <w:t>38.89%</w:t>
+      </w:r>
+    </w:p>
+    <w:p>
+      <w:pPr>
+        <w:pStyle w:val="5"/>
+        <w:keepNext w:val="0"/>
+        <w:keepLines w:val="0"/>
+        <w:widowControl/>
+        <w:suppressLineNumbers w:val="0"/>
+      </w:pPr>
+      <w:r>
+        <w:t>Important limitations must be stated clearly:</w:t>
+      </w:r>
+    </w:p>
+    <w:p>
+      <w:pPr>
+        <w:keepNext w:val="0"/>
+        <w:keepLines w:val="0"/>
+        <w:widowControl/>
+        <w:numPr>
+          <w:ilvl w:val="0"/>
+          <w:numId w:val="2"/>
+        </w:numPr>
+        <w:suppressLineNumbers w:val="0"/>
+        <w:spacing w:before="0" w:beforeAutospacing="1" w:after="0" w:afterAutospacing="1"/>
+        <w:ind w:left="720" w:hanging="360"/>
+      </w:pPr>
+      <w:r>
+        <w:t xml:space="preserve">The </w:t>
+      </w:r>
+      <w:r>
+        <w:rPr>
+          <w:rStyle w:val="6"/>
+        </w:rPr>
+        <w:t>4.377/5 qualitative score is generated by a deterministic mock rubric</w:t>
+      </w:r>
+      <w:r>
+        <w:t>, not a real user study. Do not describe it as clinician or patient feedback.</w:t>
+      </w:r>
+    </w:p>
+    <w:p>
+      <w:pPr>
+        <w:keepNext w:val="0"/>
+        <w:keepLines w:val="0"/>
+        <w:widowControl/>
+        <w:numPr>
+          <w:ilvl w:val="0"/>
+          <w:numId w:val="2"/>
+        </w:numPr>
+        <w:suppressLineNumbers w:val="0"/>
+        <w:spacing w:before="0" w:beforeAutospacing="1" w:after="0" w:afterAutospacing="1"/>
+        <w:ind w:left="720" w:hanging="360"/>
+      </w:pPr>
+      <w:r>
+        <w:t>Graph-RAG’s 100% retrieval precision uses a project-defined relevance criterion. It is not automatically proof that explanations are clinically correct.</w:t>
+      </w:r>
+    </w:p>
+    <w:p>
+      <w:pPr>
+        <w:keepNext w:val="0"/>
+        <w:keepLines w:val="0"/>
+        <w:widowControl/>
+        <w:numPr>
+          <w:ilvl w:val="0"/>
+          <w:numId w:val="2"/>
+        </w:numPr>
+        <w:suppressLineNumbers w:val="0"/>
+        <w:spacing w:before="0" w:beforeAutospacing="1" w:after="0" w:afterAutospacing="1"/>
+        <w:ind w:left="720" w:hanging="360"/>
+      </w:pPr>
+      <w:r>
+        <w:t>The evaluation needs confidence intervals and, ideally, cross-validation or a clearly separated test set.</w:t>
+      </w:r>
+    </w:p>
+    <w:p>
+      <w:pPr>
+        <w:keepNext w:val="0"/>
+        <w:keepLines w:val="0"/>
+        <w:widowControl/>
+        <w:numPr>
+          <w:ilvl w:val="0"/>
+          <w:numId w:val="2"/>
+        </w:numPr>
+        <w:suppressLineNumbers w:val="0"/>
+        <w:spacing w:before="0" w:beforeAutospacing="1" w:after="0" w:afterAutospacing="1"/>
+        <w:ind w:left="720" w:hanging="360"/>
+      </w:pPr>
+      <w:r>
+        <w:t>The Graph-RAG/vector comparison must use equivalent retrieval units and relevance judgments to support a strong superiority claim.</w:t>
+      </w:r>
+    </w:p>
+    <w:p>
+      <w:pPr>
+        <w:keepNext w:val="0"/>
+        <w:keepLines w:val="0"/>
+        <w:widowControl/>
+        <w:numPr>
+          <w:ilvl w:val="0"/>
+          <w:numId w:val="2"/>
+        </w:numPr>
+        <w:suppressLineNumbers w:val="0"/>
+        <w:spacing w:before="0" w:beforeAutospacing="1" w:after="0" w:afterAutospacing="1"/>
+        <w:ind w:left="720" w:hanging="360"/>
+      </w:pPr>
+      <w:r>
+        <w:t>PHQ-8 is a screening reference, not a clinical diagnosis.</w:t>
+      </w:r>
+    </w:p>
+    <w:p>
+      <w:pPr>
+        <w:keepNext w:val="0"/>
+        <w:keepLines w:val="0"/>
+        <w:widowControl/>
+        <w:numPr>
+          <w:ilvl w:val="0"/>
+          <w:numId w:val="2"/>
+        </w:numPr>
+        <w:suppressLineNumbers w:val="0"/>
+        <w:spacing w:before="0" w:beforeAutospacing="1" w:after="0" w:afterAutospacing="1"/>
+        <w:ind w:left="720" w:hanging="360"/>
+      </w:pPr>
+      <w:r>
+        <w:t>Audio-derived features can be affected by recording conditions, demographics, language, and dataset bias.</w:t>
+      </w:r>
+    </w:p>
+    <w:p>
+      <w:pPr>
+        <w:pStyle w:val="5"/>
+        <w:keepNext w:val="0"/>
+        <w:keepLines w:val="0"/>
+        <w:widowControl/>
+        <w:suppressLineNumbers w:val="0"/>
+      </w:pPr>
+      <w:r>
+        <w:t>A suitable structure is:</w:t>
+      </w:r>
+    </w:p>
+    <w:p>
+      <w:pPr>
+        <w:keepNext w:val="0"/>
+        <w:keepLines w:val="0"/>
+        <w:widowControl/>
+        <w:numPr>
+          <w:ilvl w:val="0"/>
+          <w:numId w:val="3"/>
+        </w:numPr>
+        <w:suppressLineNumbers w:val="0"/>
+        <w:spacing w:before="0" w:beforeAutospacing="1" w:after="0" w:afterAutospacing="1"/>
+        <w:ind w:left="720" w:hanging="360"/>
+      </w:pPr>
+      <w:r>
+        <w:t xml:space="preserve">Introduction and research question </w:t>
+      </w:r>
+    </w:p>
+    <w:p>
+      <w:pPr>
+        <w:keepNext w:val="0"/>
+        <w:keepLines w:val="0"/>
+        <w:widowControl/>
+        <w:numPr>
+          <w:ilvl w:val="0"/>
+          <w:numId w:val="3"/>
+        </w:numPr>
+        <w:suppressLineNumbers w:val="0"/>
+        <w:spacing w:before="0" w:beforeAutospacing="1" w:after="0" w:afterAutospacing="1"/>
+        <w:ind w:left="720" w:hanging="360"/>
+      </w:pPr>
+      <w:r>
+        <w:t xml:space="preserve">Related work </w:t>
+      </w:r>
+    </w:p>
+    <w:p>
+      <w:pPr>
+        <w:keepNext w:val="0"/>
+        <w:keepLines w:val="0"/>
+        <w:widowControl/>
+        <w:numPr>
+          <w:ilvl w:val="0"/>
+          <w:numId w:val="3"/>
+        </w:numPr>
+        <w:suppressLineNumbers w:val="0"/>
+        <w:spacing w:before="0" w:beforeAutospacing="1" w:after="0" w:afterAutospacing="1"/>
+        <w:ind w:left="720" w:hanging="360"/>
+      </w:pPr>
+      <w:r>
+        <w:t xml:space="preserve">Dataset and ethics </w:t>
+      </w:r>
+    </w:p>
+    <w:p>
+      <w:pPr>
+        <w:keepNext w:val="0"/>
+        <w:keepLines w:val="0"/>
+        <w:widowControl/>
+        <w:numPr>
+          <w:ilvl w:val="0"/>
+          <w:numId w:val="3"/>
+        </w:numPr>
+        <w:suppressLineNumbers w:val="0"/>
+        <w:spacing w:before="0" w:beforeAutospacing="1" w:after="0" w:afterAutospacing="1"/>
+        <w:ind w:left="720" w:hanging="360"/>
+      </w:pPr>
+      <w:r>
+        <w:t xml:space="preserve">Acoustic feature extraction </w:t>
+      </w:r>
+    </w:p>
+    <w:p>
+      <w:pPr>
+        <w:keepNext w:val="0"/>
+        <w:keepLines w:val="0"/>
+        <w:widowControl/>
+        <w:numPr>
+          <w:ilvl w:val="0"/>
+          <w:numId w:val="3"/>
+        </w:numPr>
+        <w:suppressLineNumbers w:val="0"/>
+        <w:spacing w:before="0" w:beforeAutospacing="1" w:after="0" w:afterAutospacing="1"/>
+        <w:ind w:left="720" w:hanging="360"/>
+      </w:pPr>
+      <w:r>
+        <w:t xml:space="preserve">Knowledge graph and Graph-RAG architecture </w:t>
+      </w:r>
+    </w:p>
+    <w:p>
+      <w:pPr>
+        <w:keepNext w:val="0"/>
+        <w:keepLines w:val="0"/>
+        <w:widowControl/>
+        <w:numPr>
+          <w:ilvl w:val="0"/>
+          <w:numId w:val="3"/>
+        </w:numPr>
+        <w:suppressLineNumbers w:val="0"/>
+        <w:spacing w:before="0" w:beforeAutospacing="1" w:after="0" w:afterAutospacing="1"/>
+        <w:ind w:left="720" w:hanging="360"/>
+      </w:pPr>
+      <w:r>
+        <w:t xml:space="preserve">Agentic reporting workflow </w:t>
+      </w:r>
+    </w:p>
+    <w:p>
+      <w:pPr>
+        <w:keepNext w:val="0"/>
+        <w:keepLines w:val="0"/>
+        <w:widowControl/>
+        <w:numPr>
+          <w:ilvl w:val="0"/>
+          <w:numId w:val="3"/>
+        </w:numPr>
+        <w:suppressLineNumbers w:val="0"/>
+        <w:spacing w:before="0" w:beforeAutospacing="1" w:after="0" w:afterAutospacing="1"/>
+        <w:ind w:left="720" w:hanging="360"/>
+      </w:pPr>
+      <w:r>
+        <w:t xml:space="preserve">Experimental design and baselines </w:t>
+      </w:r>
+    </w:p>
+    <w:p>
+      <w:pPr>
+        <w:keepNext w:val="0"/>
+        <w:keepLines w:val="0"/>
+        <w:widowControl/>
+        <w:numPr>
+          <w:ilvl w:val="0"/>
+          <w:numId w:val="3"/>
+        </w:numPr>
+        <w:suppressLineNumbers w:val="0"/>
+        <w:spacing w:before="0" w:beforeAutospacing="1" w:after="0" w:afterAutospacing="1"/>
+        <w:ind w:left="720" w:hanging="360"/>
+      </w:pPr>
+      <w:r>
+        <w:t xml:space="preserve">Classification and retrieval results </w:t>
+      </w:r>
+    </w:p>
+    <w:p>
+      <w:pPr>
+        <w:keepNext w:val="0"/>
+        <w:keepLines w:val="0"/>
+        <w:widowControl/>
+        <w:numPr>
+          <w:ilvl w:val="0"/>
+          <w:numId w:val="3"/>
+        </w:numPr>
+        <w:suppressLineNumbers w:val="0"/>
+        <w:spacing w:before="0" w:beforeAutospacing="1" w:after="0" w:afterAutospacing="1"/>
+        <w:ind w:left="720" w:hanging="360"/>
+      </w:pPr>
+      <w:r>
+        <w:t xml:space="preserve">Explainability analysis </w:t>
+      </w:r>
+    </w:p>
+    <w:p>
+      <w:pPr>
+        <w:keepNext w:val="0"/>
+        <w:keepLines w:val="0"/>
+        <w:widowControl/>
+        <w:numPr>
+          <w:ilvl w:val="0"/>
+          <w:numId w:val="3"/>
+        </w:numPr>
+        <w:suppressLineNumbers w:val="0"/>
+        <w:spacing w:before="0" w:beforeAutospacing="1" w:after="0" w:afterAutospacing="1"/>
+        <w:ind w:left="720" w:hanging="360"/>
+      </w:pPr>
+      <w:r>
+        <w:t xml:space="preserve">Limitations and future human evaluation </w:t>
+      </w:r>
+    </w:p>
+    <w:p>
+      <w:pPr>
+        <w:keepNext w:val="0"/>
+        <w:keepLines w:val="0"/>
+        <w:widowControl/>
+        <w:numPr>
+          <w:ilvl w:val="0"/>
+          <w:numId w:val="3"/>
+        </w:numPr>
+        <w:suppressLineNumbers w:val="0"/>
+        <w:spacing w:before="0" w:beforeAutospacing="1" w:after="0" w:afterAutospacing="1"/>
+        <w:ind w:left="720" w:hanging="360"/>
+      </w:pPr>
+      <w:r>
+        <w:t>Conclusion</w:t>
+      </w:r>
+    </w:p>
+    <w:p>
+      <w:pPr>
+        <w:pStyle w:val="5"/>
+        <w:keepNext w:val="0"/>
+        <w:keepLines w:val="0"/>
+        <w:widowControl/>
+        <w:suppressLineNumbers w:val="0"/>
+      </w:pPr>
+      <w:r>
+        <w:t>A safe central claim would be:</w:t>
+      </w:r>
+    </w:p>
+    <w:p>
+      <w:pPr>
+        <w:pStyle w:val="5"/>
+        <w:keepNext w:val="0"/>
+        <w:keepLines w:val="0"/>
+        <w:widowControl/>
+        <w:suppressLineNumbers w:val="0"/>
+        <w:ind w:left="720" w:right="720"/>
+      </w:pPr>
+      <w:r>
+        <w:rPr>
+          <w:rFonts w:hint="eastAsia" w:ascii="SimSun" w:hAnsi="SimSun" w:eastAsia="SimSun" w:cs="SimSun"/>
+          <w:sz w:val="24"/>
+          <w:szCs w:val="24"/>
+        </w:rPr>
+        <w:t>The prototype demonstrates the feasibility of combining acoustic screening with graph-grounded explanations, achieving moderate predictive performance while producing structurally traceable retrieval paths.</w:t>
+      </w:r>
+    </w:p>
+    <w:p>
+      <w:pPr>
+        <w:pStyle w:val="5"/>
+        <w:keepNext w:val="0"/>
+        <w:keepLines w:val="0"/>
+        <w:widowControl/>
+        <w:suppressLineNumbers w:val="0"/>
+      </w:pPr>
+      <w:r>
+        <w:t>Avoid claiming that the system diagnoses depression, that Graph-RAG explanations are clinically validated, or that a user study has been completed. With real expert review, stronger baseline comparisons, statistical testing, and an external or held-out evaluation, this could become a much stronger publication.</w:t>
+      </w:r>
+    </w:p>
+    <w:p>
+      <w:pPr>
+        <w:keepNext w:val="0"/>
+        <w:keepLines w:val="0"/>
+        <w:widowControl/>
+        <w:suppressLineNumbers w:val="0"/>
+        <w:jc w:val="left"/>
+      </w:pPr>
+      <w:r>
+        <w:rPr>
+          <w:rFonts w:ascii="SimSun" w:hAnsi="SimSun" w:eastAsia="SimSun" w:cs="SimSun"/>
+          <w:kern w:val="0"/>
+          <w:sz w:val="24"/>
+          <w:szCs w:val="24"/>
+          <w:lang w:val="en-US" w:eastAsia="zh-CN" w:bidi="ar"/>
+        </w:rPr>
+        <w:t>6:12 AM</w:t>
+      </w:r>
+    </w:p>
+    <w:p>
+      <w:pPr>
+        <w:rPr>
+          <w:rFonts w:hint="default" w:ascii="SimSun" w:hAnsi="SimSun" w:cs="SimSun"/>
+          <w:sz w:val="24"/>
+          <w:szCs w:val="24"/>
+          <w:lang w:val="en-US"/>
+        </w:rPr>
+      </w:pPr>
       <w:bookmarkStart w:id="0" w:name="_GoBack"/>
       <w:bookmarkEnd w:id="0"/>
     </w:p>
@@ -1450,6 +2062,467 @@
     </w:sectPr>
   </w:body>
 </w:document>
+</file>
+
+<file path=word/numbering.xml><?xml version="1.0" encoding="utf-8"?>
+<w:numbering xmlns:wpc="http://schemas.microsoft.com/office/word/2010/wordprocessingCanvas" xmlns:mc="http://schemas.openxmlformats.org/markup-compatibility/2006" xmlns:o="urn:schemas-microsoft-com:office:office" xmlns:r="http://schemas.openxmlformats.org/officeDocument/2006/relationships" xmlns:m="http://schemas.openxmlformats.org/officeDocument/2006/math" xmlns:v="urn:schemas-microsoft-com:vml" xmlns:wp14="http://schemas.microsoft.com/office/word/2010/wordprocessingDrawing" xmlns:wp="http://schemas.openxmlformats.org/drawingml/2006/wordprocessingDrawing" xmlns:w10="urn:schemas-microsoft-com:office:word" xmlns:w="http://schemas.openxmlformats.org/wordprocessingml/2006/main" xmlns:w14="http://schemas.microsoft.com/office/word/2010/wordml" xmlns:wpg="http://schemas.microsoft.com/office/word/2010/wordprocessingGroup" xmlns:wpi="http://schemas.microsoft.com/office/word/2010/wordprocessingInk" xmlns:wne="http://schemas.microsoft.com/office/word/2006/wordml" xmlns:wps="http://schemas.microsoft.com/office/word/2010/wordprocessingShape" xmlns:wpsCustomData="http://www.wps.cn/officeDocument/2013/wpsCustomData" mc:Ignorable="w14 wp14">
+  <w:abstractNum w:abstractNumId="0">
+    <w:nsid w:val="B1C37624"/>
+    <w:multiLevelType w:val="multilevel"/>
+    <w:tmpl w:val="B1C37624"/>
+    <w:lvl w:ilvl="0" w:tentative="0">
+      <w:start w:val="1"/>
+      <w:numFmt w:val="bullet"/>
+      <w:lvlText w:val=""/>
+      <w:lvlJc w:val="left"/>
+      <w:pPr>
+        <w:tabs>
+          <w:tab w:val="left" w:pos="720"/>
+        </w:tabs>
+        <w:ind w:left="720" w:hanging="360"/>
+      </w:pPr>
+      <w:rPr>
+        <w:rFonts w:hint="default" w:ascii="Symbol" w:hAnsi="Symbol" w:cs="Symbol"/>
+        <w:sz w:val="20"/>
+      </w:rPr>
+    </w:lvl>
+    <w:lvl w:ilvl="1" w:tentative="0">
+      <w:start w:val="1"/>
+      <w:numFmt w:val="bullet"/>
+      <w:lvlText w:val="o"/>
+      <w:lvlJc w:val="left"/>
+      <w:pPr>
+        <w:tabs>
+          <w:tab w:val="left" w:pos="1440"/>
+        </w:tabs>
+        <w:ind w:left="1440" w:hanging="360"/>
+      </w:pPr>
+      <w:rPr>
+        <w:rFonts w:hint="default" w:ascii="Courier New" w:hAnsi="Courier New" w:cs="Courier New"/>
+        <w:sz w:val="20"/>
+      </w:rPr>
+    </w:lvl>
+    <w:lvl w:ilvl="2" w:tentative="0">
+      <w:start w:val="1"/>
+      <w:numFmt w:val="bullet"/>
+      <w:lvlText w:val=""/>
+      <w:lvlJc w:val="left"/>
+      <w:pPr>
+        <w:tabs>
+          <w:tab w:val="left" w:pos="2160"/>
+        </w:tabs>
+        <w:ind w:left="2160" w:hanging="360"/>
+      </w:pPr>
+      <w:rPr>
+        <w:rFonts w:hint="default" w:ascii="Wingdings" w:hAnsi="Wingdings" w:cs="Wingdings"/>
+        <w:sz w:val="20"/>
+      </w:rPr>
+    </w:lvl>
+    <w:lvl w:ilvl="3" w:tentative="0">
+      <w:start w:val="1"/>
+      <w:numFmt w:val="bullet"/>
+      <w:lvlText w:val=""/>
+      <w:lvlJc w:val="left"/>
+      <w:pPr>
+        <w:tabs>
+          <w:tab w:val="left" w:pos="2880"/>
+        </w:tabs>
+        <w:ind w:left="2880" w:hanging="360"/>
+      </w:pPr>
+      <w:rPr>
+        <w:rFonts w:hint="default" w:ascii="Wingdings" w:hAnsi="Wingdings" w:cs="Wingdings"/>
+        <w:sz w:val="20"/>
+      </w:rPr>
+    </w:lvl>
+    <w:lvl w:ilvl="4" w:tentative="0">
+      <w:start w:val="1"/>
+      <w:numFmt w:val="bullet"/>
+      <w:lvlText w:val=""/>
+      <w:lvlJc w:val="left"/>
+      <w:pPr>
+        <w:tabs>
+          <w:tab w:val="left" w:pos="3600"/>
+        </w:tabs>
+        <w:ind w:left="3600" w:hanging="360"/>
+      </w:pPr>
+      <w:rPr>
+        <w:rFonts w:hint="default" w:ascii="Wingdings" w:hAnsi="Wingdings" w:cs="Wingdings"/>
+        <w:sz w:val="20"/>
+      </w:rPr>
+    </w:lvl>
+    <w:lvl w:ilvl="5" w:tentative="0">
+      <w:start w:val="1"/>
+      <w:numFmt w:val="bullet"/>
+      <w:lvlText w:val=""/>
+      <w:lvlJc w:val="left"/>
+      <w:pPr>
+        <w:tabs>
+          <w:tab w:val="left" w:pos="4320"/>
+        </w:tabs>
+        <w:ind w:left="4320" w:hanging="360"/>
+      </w:pPr>
+      <w:rPr>
+        <w:rFonts w:hint="default" w:ascii="Wingdings" w:hAnsi="Wingdings" w:cs="Wingdings"/>
+        <w:sz w:val="20"/>
+      </w:rPr>
+    </w:lvl>
+    <w:lvl w:ilvl="6" w:tentative="0">
+      <w:start w:val="1"/>
+      <w:numFmt w:val="bullet"/>
+      <w:lvlText w:val=""/>
+      <w:lvlJc w:val="left"/>
+      <w:pPr>
+        <w:tabs>
+          <w:tab w:val="left" w:pos="5040"/>
+        </w:tabs>
+        <w:ind w:left="5040" w:hanging="360"/>
+      </w:pPr>
+      <w:rPr>
+        <w:rFonts w:hint="default" w:ascii="Wingdings" w:hAnsi="Wingdings" w:cs="Wingdings"/>
+        <w:sz w:val="20"/>
+      </w:rPr>
+    </w:lvl>
+    <w:lvl w:ilvl="7" w:tentative="0">
+      <w:start w:val="1"/>
+      <w:numFmt w:val="bullet"/>
+      <w:lvlText w:val=""/>
+      <w:lvlJc w:val="left"/>
+      <w:pPr>
+        <w:tabs>
+          <w:tab w:val="left" w:pos="5760"/>
+        </w:tabs>
+        <w:ind w:left="5760" w:hanging="360"/>
+      </w:pPr>
+      <w:rPr>
+        <w:rFonts w:hint="default" w:ascii="Wingdings" w:hAnsi="Wingdings" w:cs="Wingdings"/>
+        <w:sz w:val="20"/>
+      </w:rPr>
+    </w:lvl>
+    <w:lvl w:ilvl="8" w:tentative="0">
+      <w:start w:val="1"/>
+      <w:numFmt w:val="bullet"/>
+      <w:lvlText w:val=""/>
+      <w:lvlJc w:val="left"/>
+      <w:pPr>
+        <w:tabs>
+          <w:tab w:val="left" w:pos="6480"/>
+        </w:tabs>
+        <w:ind w:left="6480" w:hanging="360"/>
+      </w:pPr>
+      <w:rPr>
+        <w:rFonts w:hint="default" w:ascii="Wingdings" w:hAnsi="Wingdings" w:cs="Wingdings"/>
+        <w:sz w:val="20"/>
+      </w:rPr>
+    </w:lvl>
+  </w:abstractNum>
+  <w:abstractNum w:abstractNumId="1">
+    <w:nsid w:val="CEBF8492"/>
+    <w:multiLevelType w:val="multilevel"/>
+    <w:tmpl w:val="CEBF8492"/>
+    <w:lvl w:ilvl="0" w:tentative="0">
+      <w:start w:val="1"/>
+      <w:numFmt w:val="decimal"/>
+      <w:lvlText w:val="%1."/>
+      <w:lvlJc w:val="left"/>
+      <w:pPr>
+        <w:tabs>
+          <w:tab w:val="left" w:pos="720"/>
+        </w:tabs>
+        <w:ind w:left="720" w:hanging="360"/>
+      </w:pPr>
+      <w:rPr>
+        <w:sz w:val="24"/>
+        <w:szCs w:val="24"/>
+      </w:rPr>
+    </w:lvl>
+    <w:lvl w:ilvl="1" w:tentative="0">
+      <w:start w:val="1"/>
+      <w:numFmt w:val="decimal"/>
+      <w:lvlText w:val="%2."/>
+      <w:lvlJc w:val="left"/>
+      <w:pPr>
+        <w:tabs>
+          <w:tab w:val="left" w:pos="1440"/>
+        </w:tabs>
+        <w:ind w:left="1440" w:hanging="360"/>
+      </w:pPr>
+      <w:rPr>
+        <w:sz w:val="24"/>
+        <w:szCs w:val="24"/>
+      </w:rPr>
+    </w:lvl>
+    <w:lvl w:ilvl="2" w:tentative="0">
+      <w:start w:val="1"/>
+      <w:numFmt w:val="decimal"/>
+      <w:lvlText w:val="%3."/>
+      <w:lvlJc w:val="left"/>
+      <w:pPr>
+        <w:tabs>
+          <w:tab w:val="left" w:pos="2160"/>
+        </w:tabs>
+        <w:ind w:left="2160" w:hanging="360"/>
+      </w:pPr>
+      <w:rPr>
+        <w:sz w:val="24"/>
+        <w:szCs w:val="24"/>
+      </w:rPr>
+    </w:lvl>
+    <w:lvl w:ilvl="3" w:tentative="0">
+      <w:start w:val="1"/>
+      <w:numFmt w:val="decimal"/>
+      <w:lvlText w:val="%4."/>
+      <w:lvlJc w:val="left"/>
+      <w:pPr>
+        <w:tabs>
+          <w:tab w:val="left" w:pos="2517"/>
+        </w:tabs>
+        <w:ind w:left="2880" w:hanging="360"/>
+      </w:pPr>
+      <w:rPr>
+        <w:sz w:val="24"/>
+        <w:szCs w:val="24"/>
+      </w:rPr>
+    </w:lvl>
+    <w:lvl w:ilvl="4" w:tentative="0">
+      <w:start w:val="1"/>
+      <w:numFmt w:val="decimal"/>
+      <w:lvlText w:val="%5."/>
+      <w:lvlJc w:val="left"/>
+      <w:pPr>
+        <w:tabs>
+          <w:tab w:val="left" w:pos="3238"/>
+        </w:tabs>
+        <w:ind w:left="3600" w:hanging="360"/>
+      </w:pPr>
+      <w:rPr>
+        <w:sz w:val="24"/>
+        <w:szCs w:val="24"/>
+      </w:rPr>
+    </w:lvl>
+    <w:lvl w:ilvl="5" w:tentative="0">
+      <w:start w:val="1"/>
+      <w:numFmt w:val="decimal"/>
+      <w:lvlText w:val="%6."/>
+      <w:lvlJc w:val="left"/>
+      <w:pPr>
+        <w:tabs>
+          <w:tab w:val="left" w:pos="3958"/>
+        </w:tabs>
+        <w:ind w:left="4320" w:hanging="360"/>
+      </w:pPr>
+      <w:rPr>
+        <w:sz w:val="24"/>
+        <w:szCs w:val="24"/>
+      </w:rPr>
+    </w:lvl>
+    <w:lvl w:ilvl="6" w:tentative="0">
+      <w:start w:val="1"/>
+      <w:numFmt w:val="decimal"/>
+      <w:lvlText w:val="%7."/>
+      <w:lvlJc w:val="left"/>
+      <w:pPr>
+        <w:tabs>
+          <w:tab w:val="left" w:pos="4678"/>
+        </w:tabs>
+        <w:ind w:left="5040" w:hanging="360"/>
+      </w:pPr>
+      <w:rPr>
+        <w:sz w:val="24"/>
+        <w:szCs w:val="24"/>
+      </w:rPr>
+    </w:lvl>
+    <w:lvl w:ilvl="7" w:tentative="0">
+      <w:start w:val="1"/>
+      <w:numFmt w:val="decimal"/>
+      <w:lvlText w:val="%8."/>
+      <w:lvlJc w:val="left"/>
+      <w:pPr>
+        <w:tabs>
+          <w:tab w:val="left" w:pos="5398"/>
+        </w:tabs>
+        <w:ind w:left="5760" w:hanging="360"/>
+      </w:pPr>
+      <w:rPr>
+        <w:sz w:val="24"/>
+        <w:szCs w:val="24"/>
+      </w:rPr>
+    </w:lvl>
+    <w:lvl w:ilvl="8" w:tentative="0">
+      <w:start w:val="1"/>
+      <w:numFmt w:val="decimal"/>
+      <w:lvlText w:val="%9."/>
+      <w:lvlJc w:val="left"/>
+      <w:pPr>
+        <w:tabs>
+          <w:tab w:val="left" w:pos="6118"/>
+        </w:tabs>
+        <w:ind w:left="6480" w:hanging="360"/>
+      </w:pPr>
+      <w:rPr>
+        <w:sz w:val="24"/>
+        <w:szCs w:val="24"/>
+      </w:rPr>
+    </w:lvl>
+  </w:abstractNum>
+  <w:abstractNum w:abstractNumId="2">
+    <w:nsid w:val="7EAF4B0A"/>
+    <w:multiLevelType w:val="multilevel"/>
+    <w:tmpl w:val="7EAF4B0A"/>
+    <w:lvl w:ilvl="0" w:tentative="0">
+      <w:start w:val="1"/>
+      <w:numFmt w:val="bullet"/>
+      <w:lvlText w:val=""/>
+      <w:lvlJc w:val="left"/>
+      <w:pPr>
+        <w:tabs>
+          <w:tab w:val="left" w:pos="720"/>
+        </w:tabs>
+        <w:ind w:left="720" w:hanging="360"/>
+      </w:pPr>
+      <w:rPr>
+        <w:rFonts w:ascii="Symbol" w:hAnsi="Symbol" w:cs="Symbol"/>
+        <w:sz w:val="20"/>
+      </w:rPr>
+    </w:lvl>
+    <w:lvl w:ilvl="1" w:tentative="0">
+      <w:start w:val="1"/>
+      <w:numFmt w:val="bullet"/>
+      <w:lvlText w:val="o"/>
+      <w:lvlJc w:val="left"/>
+      <w:pPr>
+        <w:tabs>
+          <w:tab w:val="left" w:pos="1440"/>
+        </w:tabs>
+        <w:ind w:left="1440" w:hanging="360"/>
+      </w:pPr>
+      <w:rPr>
+        <w:rFonts w:ascii="Courier New" w:hAnsi="Courier New" w:cs="Courier New"/>
+        <w:sz w:val="20"/>
+      </w:rPr>
+    </w:lvl>
+    <w:lvl w:ilvl="2" w:tentative="0">
+      <w:start w:val="1"/>
+      <w:numFmt w:val="bullet"/>
+      <w:lvlText w:val=""/>
+      <w:lvlJc w:val="left"/>
+      <w:pPr>
+        <w:tabs>
+          <w:tab w:val="left" w:pos="2160"/>
+        </w:tabs>
+        <w:ind w:left="2160" w:hanging="360"/>
+      </w:pPr>
+      <w:rPr>
+        <w:rFonts w:ascii="Wingdings" w:hAnsi="Wingdings" w:cs="Wingdings"/>
+        <w:sz w:val="20"/>
+      </w:rPr>
+    </w:lvl>
+    <w:lvl w:ilvl="3" w:tentative="0">
+      <w:start w:val="1"/>
+      <w:numFmt w:val="bullet"/>
+      <w:lvlText w:val=""/>
+      <w:lvlJc w:val="left"/>
+      <w:pPr>
+        <w:tabs>
+          <w:tab w:val="left" w:pos="2880"/>
+        </w:tabs>
+        <w:ind w:left="2880" w:hanging="360"/>
+      </w:pPr>
+      <w:rPr>
+        <w:rFonts w:hint="default" w:ascii="Wingdings" w:hAnsi="Wingdings" w:cs="Wingdings"/>
+        <w:sz w:val="20"/>
+      </w:rPr>
+    </w:lvl>
+    <w:lvl w:ilvl="4" w:tentative="0">
+      <w:start w:val="1"/>
+      <w:numFmt w:val="bullet"/>
+      <w:lvlText w:val=""/>
+      <w:lvlJc w:val="left"/>
+      <w:pPr>
+        <w:tabs>
+          <w:tab w:val="left" w:pos="3600"/>
+        </w:tabs>
+        <w:ind w:left="3600" w:hanging="360"/>
+      </w:pPr>
+      <w:rPr>
+        <w:rFonts w:hint="default" w:ascii="Wingdings" w:hAnsi="Wingdings" w:cs="Wingdings"/>
+        <w:sz w:val="20"/>
+      </w:rPr>
+    </w:lvl>
+    <w:lvl w:ilvl="5" w:tentative="0">
+      <w:start w:val="1"/>
+      <w:numFmt w:val="bullet"/>
+      <w:lvlText w:val=""/>
+      <w:lvlJc w:val="left"/>
+      <w:pPr>
+        <w:tabs>
+          <w:tab w:val="left" w:pos="4320"/>
+        </w:tabs>
+        <w:ind w:left="4320" w:hanging="360"/>
+      </w:pPr>
+      <w:rPr>
+        <w:rFonts w:hint="default" w:ascii="Wingdings" w:hAnsi="Wingdings" w:cs="Wingdings"/>
+        <w:sz w:val="20"/>
+      </w:rPr>
+    </w:lvl>
+    <w:lvl w:ilvl="6" w:tentative="0">
+      <w:start w:val="1"/>
+      <w:numFmt w:val="bullet"/>
+      <w:lvlText w:val=""/>
+      <w:lvlJc w:val="left"/>
+      <w:pPr>
+        <w:tabs>
+          <w:tab w:val="left" w:pos="5040"/>
+        </w:tabs>
+        <w:ind w:left="5040" w:hanging="360"/>
+      </w:pPr>
+      <w:rPr>
+        <w:rFonts w:hint="default" w:ascii="Wingdings" w:hAnsi="Wingdings" w:cs="Wingdings"/>
+        <w:sz w:val="20"/>
+      </w:rPr>
+    </w:lvl>
+    <w:lvl w:ilvl="7" w:tentative="0">
+      <w:start w:val="1"/>
+      <w:numFmt w:val="bullet"/>
+      <w:lvlText w:val=""/>
+      <w:lvlJc w:val="left"/>
+      <w:pPr>
+        <w:tabs>
+          <w:tab w:val="left" w:pos="5760"/>
+        </w:tabs>
+        <w:ind w:left="5760" w:hanging="360"/>
+      </w:pPr>
+      <w:rPr>
+        <w:rFonts w:hint="default" w:ascii="Wingdings" w:hAnsi="Wingdings" w:cs="Wingdings"/>
+        <w:sz w:val="20"/>
+      </w:rPr>
+    </w:lvl>
+    <w:lvl w:ilvl="8" w:tentative="0">
+      <w:start w:val="1"/>
+      <w:numFmt w:val="bullet"/>
+      <w:lvlText w:val=""/>
+      <w:lvlJc w:val="left"/>
+      <w:pPr>
+        <w:tabs>
+          <w:tab w:val="left" w:pos="6480"/>
+        </w:tabs>
+        <w:ind w:left="6480" w:hanging="360"/>
+      </w:pPr>
+      <w:rPr>
+        <w:rFonts w:hint="default" w:ascii="Wingdings" w:hAnsi="Wingdings" w:cs="Wingdings"/>
+        <w:sz w:val="20"/>
+      </w:rPr>
+    </w:lvl>
+  </w:abstractNum>
+  <w:num w:numId="1">
+    <w:abstractNumId w:val="2"/>
+  </w:num>
+  <w:num w:numId="2">
+    <w:abstractNumId w:val="0"/>
+  </w:num>
+  <w:num w:numId="3">
+    <w:abstractNumId w:val="1"/>
+  </w:num>
+</w:numbering>
 </file>
 
 <file path=word/styles.xml><?xml version="1.0" encoding="utf-8"?>
@@ -1752,6 +2825,31 @@
       <w:u w:val="single"/>
     </w:rPr>
   </w:style>
+  <w:style w:type="paragraph" w:styleId="5">
+    <w:name w:val="Normal (Web)"/>
+    <w:uiPriority w:val="0"/>
+    <w:pPr>
+      <w:spacing w:before="0" w:beforeAutospacing="1" w:after="0" w:afterAutospacing="1"/>
+      <w:ind w:left="0" w:right="0"/>
+      <w:jc w:val="left"/>
+    </w:pPr>
+    <w:rPr>
+      <w:kern w:val="0"/>
+      <w:sz w:val="24"/>
+      <w:szCs w:val="24"/>
+      <w:lang w:val="en-US" w:eastAsia="zh-CN" w:bidi="ar"/>
+    </w:rPr>
+  </w:style>
+  <w:style w:type="character" w:styleId="6">
+    <w:name w:val="Strong"/>
+    <w:basedOn w:val="2"/>
+    <w:qFormat/>
+    <w:uiPriority w:val="0"/>
+    <w:rPr>
+      <w:b/>
+      <w:bCs/>
+    </w:rPr>
+  </w:style>
 </w:styles>
 </file>
 
